--- a/informe_v2/Informe_Tecnico_Mercado_Farmaceutico_Salud_Animal_Colombia.docx
+++ b/informe_v2/Informe_Tecnico_Mercado_Farmaceutico_Salud_Animal_Colombia.docx
@@ -23331,7 +23331,7 @@
         <w:rPr>
           <w:color w:val="1F5FA8"/>
         </w:rPr>
-        <w:t xml:space="preserve">[[completar la dirección del sistema de series estadísticas]]</w:t>
+        <w:t xml:space="preserve">https://www.banrep.gov.co/es/estadisticas-economicas/series-estadisticas-historicas-colombia</w:t>
       </w:r>
     </w:p>
     <w:p>
